--- a/LAB8_MANUAL_A.docx
+++ b/LAB8_MANUAL_A.docx
@@ -1177,23 +1177,7 @@
           <w:sz w:val="24"/>
           <w:szCs w:val="24"/>
         </w:rPr>
-        <w:t xml:space="preserve">a list of medications with frequencies and permissible time </w:t>
-      </w:r>
-      <w:r>
-        <w:rPr>
-          <w:rFonts w:asciiTheme="minorBidi" w:hAnsiTheme="minorBidi"/>
-          <w:sz w:val="24"/>
-          <w:szCs w:val="24"/>
-        </w:rPr>
-        <w:t>windows.</w:t>
-      </w:r>
-      <w:r>
-        <w:rPr>
-          <w:rFonts w:asciiTheme="minorBidi" w:hAnsiTheme="minorBidi"/>
-          <w:sz w:val="24"/>
-          <w:szCs w:val="24"/>
-        </w:rPr>
-        <w:t xml:space="preserve"> </w:t>
+        <w:t xml:space="preserve">a list of medications with frequencies and permissible time windows. </w:t>
       </w:r>
     </w:p>
     <w:p>
@@ -1220,23 +1204,7 @@
           <w:sz w:val="24"/>
           <w:szCs w:val="24"/>
         </w:rPr>
-        <w:t xml:space="preserve">user quiet hours during which notifications must not </w:t>
-      </w:r>
-      <w:r>
-        <w:rPr>
-          <w:rFonts w:asciiTheme="minorBidi" w:hAnsiTheme="minorBidi"/>
-          <w:sz w:val="24"/>
-          <w:szCs w:val="24"/>
-        </w:rPr>
-        <w:t>occur.</w:t>
-      </w:r>
-      <w:r>
-        <w:rPr>
-          <w:rFonts w:asciiTheme="minorBidi" w:hAnsiTheme="minorBidi"/>
-          <w:sz w:val="24"/>
-          <w:szCs w:val="24"/>
-        </w:rPr>
-        <w:t xml:space="preserve"> </w:t>
+        <w:t xml:space="preserve">user quiet hours during which notifications must not occur. </w:t>
       </w:r>
     </w:p>
     <w:p>
@@ -1279,23 +1247,7 @@
           <w:sz w:val="24"/>
           <w:szCs w:val="24"/>
         </w:rPr>
-        <w:t xml:space="preserve"> reminders per hour</w:t>
-      </w:r>
-      <w:r>
-        <w:rPr>
-          <w:rFonts w:asciiTheme="minorBidi" w:hAnsiTheme="minorBidi"/>
-          <w:sz w:val="24"/>
-          <w:szCs w:val="24"/>
-        </w:rPr>
-        <w:t>).</w:t>
-      </w:r>
-      <w:r>
-        <w:rPr>
-          <w:rFonts w:asciiTheme="minorBidi" w:hAnsiTheme="minorBidi"/>
-          <w:sz w:val="24"/>
-          <w:szCs w:val="24"/>
-        </w:rPr>
-        <w:t xml:space="preserve"> </w:t>
+        <w:t xml:space="preserve"> reminders per hour). </w:t>
       </w:r>
     </w:p>
     <w:p>
@@ -1687,7 +1639,31 @@
           <w:sz w:val="24"/>
           <w:szCs w:val="24"/>
         </w:rPr>
-        <w:t>After your requirements are complete, you may begin interacting with the LLM.</w:t>
+        <w:t xml:space="preserve">After your requirements are complete, </w:t>
+      </w:r>
+      <w:r>
+        <w:rPr>
+          <w:rFonts w:asciiTheme="minorBidi" w:hAnsiTheme="minorBidi"/>
+          <w:sz w:val="24"/>
+          <w:szCs w:val="24"/>
+        </w:rPr>
+        <w:t>you can start implementation in solution.py. Y</w:t>
+      </w:r>
+      <w:r>
+        <w:rPr>
+          <w:rFonts w:asciiTheme="minorBidi" w:hAnsiTheme="minorBidi"/>
+          <w:sz w:val="24"/>
+          <w:szCs w:val="24"/>
+        </w:rPr>
+        <w:t>ou may begin interacting with the LLM.</w:t>
+      </w:r>
+      <w:r>
+        <w:rPr>
+          <w:rFonts w:asciiTheme="minorBidi" w:hAnsiTheme="minorBidi"/>
+          <w:sz w:val="24"/>
+          <w:szCs w:val="24"/>
+        </w:rPr>
+        <w:t xml:space="preserve"> </w:t>
       </w:r>
     </w:p>
     <w:p>
@@ -1839,7 +1815,7 @@
           <w:sz w:val="24"/>
           <w:szCs w:val="24"/>
         </w:rPr>
-        <w:t xml:space="preserve">Before requesting code generation, ask the model whether any ambiguities or missing clarifications exist. </w:t>
+        <w:t>Before requesting code generation, ask the model whether any ambiguities or missing clarifications exist. Log this interaction carefully.</w:t>
       </w:r>
     </w:p>
     <w:p>
@@ -1860,8 +1836,42 @@
           <w:rFonts w:asciiTheme="minorBidi" w:hAnsiTheme="minorBidi"/>
           <w:sz w:val="24"/>
           <w:szCs w:val="24"/>
-        </w:rPr>
-        <w:t>Log this interaction carefully.</w:t>
+          <w:highlight w:val="yellow"/>
+        </w:rPr>
+        <w:t xml:space="preserve">All prompts must be recorded in </w:t>
+      </w:r>
+      <w:r>
+        <w:rPr>
+          <w:rFonts w:ascii="Courier New" w:hAnsi="Courier New" w:cs="Courier New"/>
+          <w:color w:val="000000" w:themeColor="text1"/>
+          <w:highlight w:val="yellow"/>
+        </w:rPr>
+        <w:t>LLM_transcript.tx</w:t>
+      </w:r>
+      <w:r>
+        <w:rPr>
+          <w:rFonts w:ascii="Courier New" w:hAnsi="Courier New" w:cs="Courier New"/>
+          <w:color w:val="000000" w:themeColor="text1"/>
+          <w:highlight w:val="yellow"/>
+        </w:rPr>
+        <w:t>t</w:t>
+      </w:r>
+      <w:r>
+        <w:rPr>
+          <w:rFonts w:asciiTheme="minorBidi" w:hAnsiTheme="minorBidi"/>
+          <w:sz w:val="24"/>
+          <w:szCs w:val="24"/>
+          <w:highlight w:val="yellow"/>
+        </w:rPr>
+        <w:t>,</w:t>
+      </w:r>
+      <w:r>
+        <w:rPr>
+          <w:rFonts w:asciiTheme="minorBidi" w:hAnsiTheme="minorBidi"/>
+          <w:sz w:val="24"/>
+          <w:szCs w:val="24"/>
+        </w:rPr>
+        <w:t xml:space="preserve"> including their purpose, the full prompt text, a short summary of the response, and your decision to accept, modify, or reject it.</w:t>
       </w:r>
     </w:p>
     <w:p>
@@ -1883,23 +1893,7 @@
           <w:sz w:val="24"/>
           <w:szCs w:val="24"/>
         </w:rPr>
-        <w:t xml:space="preserve">All prompts must be recorded in </w:t>
-      </w:r>
-      <w:r>
-        <w:rPr>
-          <w:rFonts w:ascii="Consolas" w:hAnsi="Consolas" w:cs="Consolas"/>
-          <w:sz w:val="24"/>
-          <w:szCs w:val="24"/>
-        </w:rPr>
-        <w:t>prompt_log.md</w:t>
-      </w:r>
-      <w:r>
-        <w:rPr>
-          <w:rFonts w:asciiTheme="minorBidi" w:hAnsiTheme="minorBidi"/>
-          <w:sz w:val="24"/>
-          <w:szCs w:val="24"/>
-        </w:rPr>
-        <w:t>, including their purpose, the full prompt text, a short summary of the response, and your decision to accept, modify, or reject it.</w:t>
+        <w:t>During implementation, pay attention to whether you discover missing constraints, unclear requirements, or underspecified behavior. If you revise your requirements, the revision must be explicitly documented.</w:t>
       </w:r>
     </w:p>
     <w:p>
@@ -1915,14 +1909,6 @@
           <w:szCs w:val="24"/>
         </w:rPr>
       </w:pPr>
-      <w:r>
-        <w:rPr>
-          <w:rFonts w:asciiTheme="minorBidi" w:hAnsiTheme="minorBidi"/>
-          <w:sz w:val="24"/>
-          <w:szCs w:val="24"/>
-        </w:rPr>
-        <w:t>During implementation, pay attention to whether you discover missing constraints, unclear requirements, or underspecified behavior. If you revise your requirements, the revision must be explicitly documented.</w:t>
-      </w:r>
     </w:p>
     <w:p>
       <w:pPr>
@@ -1951,6 +1937,20 @@
           <w:szCs w:val="24"/>
         </w:rPr>
       </w:pPr>
+    </w:p>
+    <w:p>
+      <w:pPr>
+        <w:autoSpaceDE w:val="0"/>
+        <w:autoSpaceDN w:val="0"/>
+        <w:adjustRightInd w:val="0"/>
+        <w:spacing w:after="120" w:line="276" w:lineRule="auto"/>
+        <w:jc w:val="both"/>
+        <w:rPr>
+          <w:rFonts w:asciiTheme="minorBidi" w:hAnsiTheme="minorBidi"/>
+          <w:sz w:val="24"/>
+          <w:szCs w:val="24"/>
+        </w:rPr>
+      </w:pPr>
       <w:r>
         <w:rPr>
           <w:rFonts w:asciiTheme="minorBidi" w:hAnsiTheme="minorBidi"/>
@@ -1958,7 +1958,25 @@
           <w:szCs w:val="24"/>
           <w:u w:val="single"/>
         </w:rPr>
-        <w:t>TASK 3 - Testing and Validation</w:t>
+        <w:t xml:space="preserve">TASK </w:t>
+      </w:r>
+      <w:r>
+        <w:rPr>
+          <w:rFonts w:asciiTheme="minorBidi" w:hAnsiTheme="minorBidi"/>
+          <w:sz w:val="24"/>
+          <w:szCs w:val="24"/>
+          <w:u w:val="single"/>
+        </w:rPr>
+        <w:t>3</w:t>
+      </w:r>
+      <w:r>
+        <w:rPr>
+          <w:rFonts w:asciiTheme="minorBidi" w:hAnsiTheme="minorBidi"/>
+          <w:sz w:val="24"/>
+          <w:szCs w:val="24"/>
+          <w:u w:val="single"/>
+        </w:rPr>
+        <w:t xml:space="preserve"> - Testing and Validation</w:t>
       </w:r>
       <w:r>
         <w:rPr>
@@ -2100,43 +2118,9 @@
           <w:rFonts w:asciiTheme="minorBidi" w:hAnsiTheme="minorBidi"/>
           <w:sz w:val="24"/>
           <w:szCs w:val="24"/>
-        </w:rPr>
-      </w:pPr>
-      <w:r>
-        <w:rPr>
-          <w:rFonts w:asciiTheme="minorBidi" w:hAnsiTheme="minorBidi"/>
-          <w:sz w:val="24"/>
-          <w:szCs w:val="24"/>
           <w:u w:val="single"/>
         </w:rPr>
-        <w:t xml:space="preserve">TASK4 </w:t>
-      </w:r>
-      <w:r>
-        <w:rPr>
-          <w:rFonts w:asciiTheme="minorBidi" w:hAnsiTheme="minorBidi"/>
-          <w:sz w:val="24"/>
-          <w:szCs w:val="24"/>
-          <w:u w:val="single"/>
-        </w:rPr>
-        <w:t>– Reflection</w:t>
-      </w:r>
-      <w:r>
-        <w:rPr>
-          <w:rFonts w:asciiTheme="minorBidi" w:hAnsiTheme="minorBidi"/>
-          <w:sz w:val="24"/>
-          <w:szCs w:val="24"/>
-          <w:u w:val="single"/>
-        </w:rPr>
-        <w:t>:</w:t>
-      </w:r>
-      <w:r>
-        <w:rPr>
-          <w:rFonts w:asciiTheme="minorBidi" w:hAnsiTheme="minorBidi"/>
-          <w:sz w:val="24"/>
-          <w:szCs w:val="24"/>
-        </w:rPr>
-        <w:t xml:space="preserve"> </w:t>
-      </w:r>
+      </w:pPr>
     </w:p>
     <w:p>
       <w:pPr>
@@ -2147,6 +2131,73 @@
         <w:jc w:val="both"/>
         <w:rPr>
           <w:rFonts w:asciiTheme="minorBidi" w:hAnsiTheme="minorBidi"/>
+          <w:sz w:val="24"/>
+          <w:szCs w:val="24"/>
+        </w:rPr>
+      </w:pPr>
+      <w:r>
+        <w:rPr>
+          <w:rFonts w:asciiTheme="minorBidi" w:hAnsiTheme="minorBidi"/>
+          <w:sz w:val="24"/>
+          <w:szCs w:val="24"/>
+          <w:u w:val="single"/>
+        </w:rPr>
+        <w:t>TASK</w:t>
+      </w:r>
+      <w:r>
+        <w:rPr>
+          <w:rFonts w:asciiTheme="minorBidi" w:hAnsiTheme="minorBidi"/>
+          <w:sz w:val="24"/>
+          <w:szCs w:val="24"/>
+          <w:u w:val="single"/>
+        </w:rPr>
+        <w:t>4</w:t>
+      </w:r>
+      <w:r>
+        <w:rPr>
+          <w:rFonts w:asciiTheme="minorBidi" w:hAnsiTheme="minorBidi"/>
+          <w:sz w:val="24"/>
+          <w:szCs w:val="24"/>
+          <w:u w:val="single"/>
+        </w:rPr>
+        <w:t xml:space="preserve"> </w:t>
+      </w:r>
+      <w:r>
+        <w:rPr>
+          <w:rFonts w:asciiTheme="minorBidi" w:hAnsiTheme="minorBidi"/>
+          <w:sz w:val="24"/>
+          <w:szCs w:val="24"/>
+          <w:u w:val="single"/>
+        </w:rPr>
+        <w:t>– Reflection</w:t>
+      </w:r>
+      <w:r>
+        <w:rPr>
+          <w:rFonts w:asciiTheme="minorBidi" w:hAnsiTheme="minorBidi"/>
+          <w:sz w:val="24"/>
+          <w:szCs w:val="24"/>
+          <w:u w:val="single"/>
+        </w:rPr>
+        <w:t>:</w:t>
+      </w:r>
+      <w:r>
+        <w:rPr>
+          <w:rFonts w:asciiTheme="minorBidi" w:hAnsiTheme="minorBidi"/>
+          <w:sz w:val="24"/>
+          <w:szCs w:val="24"/>
+        </w:rPr>
+        <w:t xml:space="preserve"> </w:t>
+      </w:r>
+    </w:p>
+    <w:p>
+      <w:pPr>
+        <w:autoSpaceDE w:val="0"/>
+        <w:autoSpaceDN w:val="0"/>
+        <w:adjustRightInd w:val="0"/>
+        <w:spacing w:after="120" w:line="276" w:lineRule="auto"/>
+        <w:jc w:val="both"/>
+        <w:rPr>
+          <w:rFonts w:asciiTheme="minorBidi" w:hAnsiTheme="minorBidi"/>
           <w:b/>
           <w:bCs/>
           <w:sz w:val="24"/>
@@ -2160,7 +2211,6 @@
           <w:szCs w:val="24"/>
           <w:highlight w:val="yellow"/>
         </w:rPr>
-        <w:lastRenderedPageBreak/>
         <w:t>After implementation and test, please take a reflection and fill the questionnaire “</w:t>
       </w:r>
       <w:r>
@@ -2321,6 +2371,20 @@
         </w:rPr>
         <w:t>What you would improve if given additional time.</w:t>
       </w:r>
+    </w:p>
+    <w:p>
+      <w:pPr>
+        <w:pStyle w:val="Heading2"/>
+        <w:spacing w:before="480" w:after="240"/>
+        <w:rPr>
+          <w:rFonts w:asciiTheme="minorBidi" w:eastAsiaTheme="minorHAnsi" w:hAnsiTheme="minorBidi" w:cstheme="minorBidi"/>
+          <w:b/>
+          <w:bCs/>
+          <w:color w:val="auto"/>
+          <w:sz w:val="24"/>
+          <w:szCs w:val="24"/>
+        </w:rPr>
+      </w:pPr>
     </w:p>
     <w:p>
       <w:pPr>
@@ -2898,6 +2962,7 @@
           <w:rFonts w:ascii="Segoe UI Symbol" w:eastAsia="Times New Roman" w:hAnsi="Segoe UI Symbol" w:cs="Segoe UI Symbol"/>
           <w:lang w:val="en-CA"/>
         </w:rPr>
+        <w:lastRenderedPageBreak/>
         <w:t>☐</w:t>
       </w:r>
       <w:r>
@@ -3046,7 +3111,6 @@
           <w:rFonts w:ascii="Arial" w:hAnsi="Arial" w:cs="Arial"/>
           <w:color w:val="000000" w:themeColor="text1"/>
         </w:rPr>
-        <w:lastRenderedPageBreak/>
         <w:t xml:space="preserve">To submit follow these steps: </w:t>
       </w:r>
     </w:p>
@@ -11257,6 +11321,7 @@
   <w:style w:type="character" w:default="1" w:styleId="DefaultParagraphFont">
     <w:name w:val="Default Paragraph Font"/>
     <w:uiPriority w:val="1"/>
+    <w:semiHidden/>
     <w:unhideWhenUsed/>
   </w:style>
   <w:style w:type="table" w:default="1" w:styleId="TableNormal">
